--- a/public/downloads/research-project-facilitator-unit-plan.docx
+++ b/public/downloads/research-project-facilitator-unit-plan.docx
@@ -25511,176 +25511,135 @@
           <w:sz w:val="28"/>
           <w:szCs w:val="28"/>
         </w:rPr>
-        <w:t xml:space="preserve">The proficiency scale</w:t>
-      </w:r>
-    </w:p>
-    <w:p>
-      <w:pPr>
-        <w:spacing w:after="140" w:before="0" w:line="300"/>
-      </w:pPr>
-      <w:r>
-        <w:rPr>
-          <w:sz w:val="22"/>
-          <w:szCs w:val="22"/>
-        </w:rPr>
-        <w:t xml:space="preserve">Use Amala's official proficiency scale (the Competency Framework and Proficiency Scale for the cohort year). It is one generic five-level ladder, applied to any competency by reading each level against the goal that competency names - here, conducting primary and secondary research into challenges affecting people and the planet to develop actionable insights. Credit begins at Practitioner.</w:t>
-      </w:r>
-    </w:p>
-    <w:p>
-      <w:pPr>
-        <w:pStyle w:val="ListParagraph"/>
-        <w:numPr>
-          <w:ilvl w:val="0"/>
-          <w:numId w:val="1"/>
-        </w:numPr>
-        <w:spacing w:after="80" w:line="300"/>
-      </w:pPr>
-      <w:r>
-        <w:rPr>
-          <w:sz w:val="22"/>
-          <w:szCs w:val="22"/>
-        </w:rPr>
-        <w:t xml:space="preserve">No Level Awarded (GPA 0.0, no credit). Does not have a rationale for what they would do to achieve</w:t>
-      </w:r>
-    </w:p>
-    <w:p>
-      <w:pPr>
-        <w:spacing w:after="140" w:before="0" w:line="300"/>
-      </w:pPr>
-      <w:r>
-        <w:rPr>
-          <w:sz w:val="22"/>
-          <w:szCs w:val="22"/>
-        </w:rPr>
-        <w:t xml:space="preserve">the goal in at least one scenario. Here: cannot say what they would try to find out about the issue, or how they would find it out, and why.</w:t>
-      </w:r>
-    </w:p>
-    <w:p>
-      <w:pPr>
-        <w:pStyle w:val="ListParagraph"/>
-        <w:numPr>
-          <w:ilvl w:val="0"/>
-          <w:numId w:val="1"/>
-        </w:numPr>
-        <w:spacing w:after="80" w:line="300"/>
-      </w:pPr>
-      <w:r>
-        <w:rPr>
-          <w:sz w:val="22"/>
-          <w:szCs w:val="22"/>
-        </w:rPr>
-        <w:t xml:space="preserve">Theorist (GPA 2.0, no credit). Has a rationale for what they would do to achieve the goal in at</w:t>
-      </w:r>
-    </w:p>
-    <w:p>
-      <w:pPr>
-        <w:spacing w:after="140" w:before="0" w:line="300"/>
-      </w:pPr>
-      <w:r>
-        <w:rPr>
-          <w:sz w:val="22"/>
-          <w:szCs w:val="22"/>
-        </w:rPr>
-        <w:t xml:space="preserve">least one scenario. Here: can say what they want to find out, who they would ask and what they would read to find it out, and why that would tell them something - but has not acted on it.</w:t>
-      </w:r>
-    </w:p>
-    <w:p>
-      <w:pPr>
-        <w:pStyle w:val="ListParagraph"/>
-        <w:numPr>
-          <w:ilvl w:val="0"/>
-          <w:numId w:val="1"/>
-        </w:numPr>
-        <w:spacing w:after="80" w:line="300"/>
-      </w:pPr>
-      <w:r>
-        <w:rPr>
-          <w:sz w:val="22"/>
-          <w:szCs w:val="22"/>
-        </w:rPr>
-        <w:t xml:space="preserve">Practitioner (GPA 3.0, credit awarded). Has attempted to achieve the goal in at least one scenario</w:t>
-      </w:r>
-    </w:p>
-    <w:p>
-      <w:pPr>
-        <w:spacing w:after="140" w:before="0" w:line="300"/>
-      </w:pPr>
-      <w:r>
-        <w:rPr>
-          <w:sz w:val="22"/>
-          <w:szCs w:val="22"/>
-        </w:rPr>
-        <w:t xml:space="preserve">and has a clear rationale for their actions. Here: actually investigated - asked and looked (primary) and used the source pack (secondary) - with reasons for how they went about it, even if the research has not yet developed into an actionable insight.</w:t>
-      </w:r>
-    </w:p>
-    <w:p>
-      <w:pPr>
-        <w:pStyle w:val="ListParagraph"/>
-        <w:numPr>
-          <w:ilvl w:val="0"/>
-          <w:numId w:val="1"/>
-        </w:numPr>
-        <w:spacing w:after="80" w:line="300"/>
-      </w:pPr>
-      <w:r>
-        <w:rPr>
-          <w:sz w:val="22"/>
-          <w:szCs w:val="22"/>
-        </w:rPr>
-        <w:t xml:space="preserve">Reflective Practitioner (GPA 3.5). Has achieved the goal in at least one scenario with a clear</w:t>
-      </w:r>
-    </w:p>
-    <w:p>
-      <w:pPr>
-        <w:spacing w:after="140" w:before="0" w:line="300"/>
-      </w:pPr>
-      <w:r>
-        <w:rPr>
-          <w:sz w:val="22"/>
-          <w:szCs w:val="22"/>
-        </w:rPr>
-        <w:t xml:space="preserve">rationale, and has identified strengths, weaknesses and improvements they would make in their approach in that scenario, supporting their claims with evidence. Here: the research reached an insight they can point to the evidence for and communicate, and they can say what worked in how they investigated, what did not, and what they would do differently, with evidence for those claims.</w:t>
-      </w:r>
-    </w:p>
-    <w:p>
-      <w:pPr>
-        <w:pStyle w:val="ListParagraph"/>
-        <w:numPr>
-          <w:ilvl w:val="0"/>
-          <w:numId w:val="1"/>
-        </w:numPr>
-        <w:spacing w:after="80" w:line="300"/>
-      </w:pPr>
-      <w:r>
-        <w:rPr>
-          <w:sz w:val="22"/>
-          <w:szCs w:val="22"/>
-        </w:rPr>
-        <w:t xml:space="preserve">Expert Practitioner (GPA 4.0). Has achieved the goal in two or more scenarios with a clear</w:t>
-      </w:r>
-    </w:p>
-    <w:p>
-      <w:pPr>
-        <w:spacing w:after="140" w:before="0" w:line="300"/>
-      </w:pPr>
-      <w:r>
-        <w:rPr>
-          <w:sz w:val="22"/>
-          <w:szCs w:val="22"/>
-        </w:rPr>
-        <w:t xml:space="preserve">rationale, has identified strengths, weaknesses and improvements across those scenarios with evidence, and has implemented improvements, demonstrating growth over time. Here: a second, distinct investigation in which they carried through an improvement identified in the first.</w:t>
-      </w:r>
-    </w:p>
-    <w:p>
-      <w:pPr>
-        <w:spacing w:after="140" w:before="0" w:line="300"/>
-      </w:pPr>
-      <w:r>
-        <w:rPr>
-          <w:sz w:val="22"/>
-          <w:szCs w:val="22"/>
-        </w:rPr>
-        <w:t xml:space="preserve">Two things to hold on to. Credit turns on an attempt, not on a polished plan: a learner who talks fluently about how they would research but never gathers anything is a Theorist, however good the plan. And Expert requires two or more genuinely different scenarios - this component runs one shared challenge, so a second scenario normally comes from elsewhere in the learner's work, not from repeating the same investigation. Expect most learners to sit at Practitioner or Reflective Practitioner at the end of this component.</w:t>
+        <w:t xml:space="preserve">The levels</w:t>
+      </w:r>
+    </w:p>
+    <w:p>
+      <w:pPr>
+        <w:spacing w:after="140" w:before="0" w:line="300"/>
+      </w:pPr>
+      <w:r>
+        <w:rPr>
+          <w:sz w:val="22"/>
+          <w:szCs w:val="22"/>
+        </w:rPr>
+        <w:t xml:space="preserve">The levels are Amala's Proficiency Scale written in the language of FSI1. Credit begins at Practitioner. Expert Practitioner is not used on Learning Bridge+, as it is not achievable within the programme timeframe.</w:t>
+      </w:r>
+    </w:p>
+    <w:p>
+      <w:pPr>
+        <w:pStyle w:val="ListParagraph"/>
+        <w:numPr>
+          <w:ilvl w:val="0"/>
+          <w:numId w:val="1"/>
+        </w:numPr>
+        <w:spacing w:after="80" w:line="300"/>
+      </w:pPr>
+      <w:r>
+        <w:rPr>
+          <w:sz w:val="22"/>
+          <w:szCs w:val="22"/>
+        </w:rPr>
+        <w:t xml:space="preserve">No level awarded. Has no plan for how to research a challenge.</w:t>
+      </w:r>
+    </w:p>
+    <w:p>
+      <w:pPr>
+        <w:pStyle w:val="ListParagraph"/>
+        <w:numPr>
+          <w:ilvl w:val="0"/>
+          <w:numId w:val="1"/>
+        </w:numPr>
+        <w:spacing w:after="80" w:line="300"/>
+      </w:pPr>
+      <w:r>
+        <w:rPr>
+          <w:sz w:val="22"/>
+          <w:szCs w:val="22"/>
+        </w:rPr>
+        <w:t xml:space="preserve">Theorist. Can explain how they would research a challenge using primary and secondary research.</w:t>
+      </w:r>
+    </w:p>
+    <w:p>
+      <w:pPr>
+        <w:pStyle w:val="ListParagraph"/>
+        <w:numPr>
+          <w:ilvl w:val="0"/>
+          <w:numId w:val="1"/>
+        </w:numPr>
+        <w:spacing w:after="80" w:line="300"/>
+      </w:pPr>
+      <w:r>
+        <w:rPr>
+          <w:sz w:val="22"/>
+          <w:szCs w:val="22"/>
+        </w:rPr>
+        <w:t xml:space="preserve">Practitioner. Has done primary and secondary research into a challenge and can explain why they</w:t>
+      </w:r>
+    </w:p>
+    <w:p>
+      <w:pPr>
+        <w:spacing w:after="140" w:before="0" w:line="300"/>
+      </w:pPr>
+      <w:r>
+        <w:rPr>
+          <w:sz w:val="22"/>
+          <w:szCs w:val="22"/>
+        </w:rPr>
+        <w:t xml:space="preserve">chose those methods.</w:t>
+      </w:r>
+    </w:p>
+    <w:p>
+      <w:pPr>
+        <w:pStyle w:val="ListParagraph"/>
+        <w:numPr>
+          <w:ilvl w:val="0"/>
+          <w:numId w:val="1"/>
+        </w:numPr>
+        <w:spacing w:after="80" w:line="300"/>
+      </w:pPr>
+      <w:r>
+        <w:rPr>
+          <w:sz w:val="22"/>
+          <w:szCs w:val="22"/>
+        </w:rPr>
+        <w:t xml:space="preserve">Reflective Practitioner. Has used their research to reach an insight someone could act on, and</w:t>
+      </w:r>
+    </w:p>
+    <w:p>
+      <w:pPr>
+        <w:spacing w:after="140" w:before="0" w:line="300"/>
+      </w:pPr>
+      <w:r>
+        <w:rPr>
+          <w:sz w:val="22"/>
+          <w:szCs w:val="22"/>
+        </w:rPr>
+        <w:t xml:space="preserve">can say what worked, what did not and what they would change in how they researched.</w:t>
+      </w:r>
+    </w:p>
+    <w:p>
+      <w:pPr>
+        <w:spacing w:after="140" w:before="0" w:line="300"/>
+      </w:pPr>
+      <w:r>
+        <w:rPr>
+          <w:sz w:val="22"/>
+          <w:szCs w:val="22"/>
+        </w:rPr>
+        <w:t xml:space="preserve">Two things to hold on to. Credit turns on doing, not on a polished plan: a learner who talks fluently about how they would research but never gathers anything is a Theorist, however good the plan. And doing the research is Practitioner - to reach Reflective Practitioner the learner needs an insight someone could act on and a reflection on how they researched. A learner who did lots of research but ends with a description of the problem is still a Practitioner.</w:t>
+      </w:r>
+    </w:p>
+    <w:p>
+      <w:pPr>
+        <w:spacing w:after="140" w:before="0" w:line="300"/>
+      </w:pPr>
+      <w:r>
+        <w:rPr>
+          <w:sz w:val="22"/>
+          <w:szCs w:val="22"/>
+        </w:rPr>
+        <w:t xml:space="preserve">What you might see or hear a learner at each level do or say is in Educator Guide Part 3.5 and in "What Might You See or Hear?". The words above are the same as on the Competency Assessment Record.</w:t>
       </w:r>
     </w:p>
     <w:p>
@@ -25835,7 +25794,7 @@
           <w:sz w:val="22"/>
           <w:szCs w:val="22"/>
         </w:rPr>
-        <w:t xml:space="preserve">Use the printable assessment record (a copy per learner) to record, at each point, the level the learner sits at and one or two lines of evidence for why. At the midway point this is developmental - a provisional judgement, made with Amala's support and calibration, that tells you where to put your support next. The end judgement is the one that counts towards the certificated competency, and readiness for the accredited secondary pathway is set at Practitioner (Amala's pass, where credit begins). Aim to get as many learners as possible beyond that, to Reflective Practitioner or higher.</w:t>
+        <w:t xml:space="preserve">Use the Competency Assessment Record (one sheet per learner at each point, for both competencies) to circle the level, write what you saw or heard, and give one next step. At the midway point this is developmental - a provisional judgement, moderated with your master educator, that tells you where to put your support next. The end judgement is the one that counts towards the certificated competency, and readiness for the accredited secondary pathway is set at Practitioner (Amala's pass, where credit begins). Aim to get as many learners as possible beyond that, to Reflective Practitioner.</w:t>
       </w:r>
     </w:p>
     <w:p>
